--- a/日报/2026-06--23第01组-课程设计项目研发日报.docx
+++ b/日报/2026-06--23第01组-课程设计项目研发日报.docx
@@ -23,7 +23,7 @@
     <w:tbl>
       <w:tblPr>
         <w:tblStyle w:val="6"/>
-        <w:tblW w:w="4750" w:type="pct"/>
+        <w:tblW w:w="5000" w:type="pct"/>
         <w:jc w:val="center"/>
         <w:tblBorders>
           <w:top w:val="single" w:color="auto" w:sz="4" w:space="0"/>
@@ -44,26 +44,10 @@
       <w:tblGrid>
         <w:gridCol w:w="1644"/>
         <w:gridCol w:w="3285"/>
-        <w:gridCol w:w="2388"/>
-        <w:gridCol w:w="2536"/>
+        <w:gridCol w:w="2386"/>
+        <w:gridCol w:w="2538"/>
       </w:tblGrid>
       <w:tr>
-        <w:tblPrEx>
-          <w:tblBorders>
-            <w:top w:val="single" w:color="auto" w:sz="4" w:space="0"/>
-            <w:left w:val="single" w:color="auto" w:sz="4" w:space="0"/>
-            <w:bottom w:val="single" w:color="auto" w:sz="4" w:space="0"/>
-            <w:right w:val="single" w:color="auto" w:sz="4" w:space="0"/>
-            <w:insideH w:val="single" w:color="auto" w:sz="4" w:space="0"/>
-            <w:insideV w:val="single" w:color="auto" w:sz="4" w:space="0"/>
-          </w:tblBorders>
-          <w:tblCellMar>
-            <w:top w:w="0" w:type="dxa"/>
-            <w:left w:w="108" w:type="dxa"/>
-            <w:bottom w:w="0" w:type="dxa"/>
-            <w:right w:w="108" w:type="dxa"/>
-          </w:tblCellMar>
-        </w:tblPrEx>
         <w:trPr>
           <w:trHeight w:val="454" w:hRule="atLeast"/>
           <w:jc w:val="center"/>
@@ -117,7 +101,7 @@
         </w:tc>
         <w:tc>
           <w:tcPr>
-            <w:tcW w:w="1212" w:type="pct"/>
+            <w:tcW w:w="1211" w:type="pct"/>
             <w:vAlign w:val="center"/>
           </w:tcPr>
           <w:p>
@@ -141,7 +125,7 @@
         </w:tc>
         <w:tc>
           <w:tcPr>
-            <w:tcW w:w="1287" w:type="pct"/>
+            <w:tcW w:w="1286" w:type="pct"/>
             <w:vAlign w:val="center"/>
           </w:tcPr>
           <w:p>
@@ -163,22 +147,6 @@
         </w:tc>
       </w:tr>
       <w:tr>
-        <w:tblPrEx>
-          <w:tblBorders>
-            <w:top w:val="single" w:color="auto" w:sz="4" w:space="0"/>
-            <w:left w:val="single" w:color="auto" w:sz="4" w:space="0"/>
-            <w:bottom w:val="single" w:color="auto" w:sz="4" w:space="0"/>
-            <w:right w:val="single" w:color="auto" w:sz="4" w:space="0"/>
-            <w:insideH w:val="single" w:color="auto" w:sz="4" w:space="0"/>
-            <w:insideV w:val="single" w:color="auto" w:sz="4" w:space="0"/>
-          </w:tblBorders>
-          <w:tblCellMar>
-            <w:top w:w="0" w:type="dxa"/>
-            <w:left w:w="108" w:type="dxa"/>
-            <w:bottom w:w="0" w:type="dxa"/>
-            <w:right w:w="108" w:type="dxa"/>
-          </w:tblCellMar>
-        </w:tblPrEx>
         <w:trPr>
           <w:trHeight w:val="454" w:hRule="atLeast"/>
           <w:jc w:val="center"/>
@@ -254,7 +222,7 @@
         </w:tc>
         <w:tc>
           <w:tcPr>
-            <w:tcW w:w="1212" w:type="pct"/>
+            <w:tcW w:w="1211" w:type="pct"/>
             <w:vAlign w:val="center"/>
           </w:tcPr>
           <w:p>
@@ -278,7 +246,7 @@
         </w:tc>
         <w:tc>
           <w:tcPr>
-            <w:tcW w:w="1287" w:type="pct"/>
+            <w:tcW w:w="1286" w:type="pct"/>
             <w:vAlign w:val="center"/>
           </w:tcPr>
           <w:p>
@@ -304,22 +272,6 @@
         </w:tc>
       </w:tr>
       <w:tr>
-        <w:tblPrEx>
-          <w:tblBorders>
-            <w:top w:val="single" w:color="auto" w:sz="4" w:space="0"/>
-            <w:left w:val="single" w:color="auto" w:sz="4" w:space="0"/>
-            <w:bottom w:val="single" w:color="auto" w:sz="4" w:space="0"/>
-            <w:right w:val="single" w:color="auto" w:sz="4" w:space="0"/>
-            <w:insideH w:val="single" w:color="auto" w:sz="4" w:space="0"/>
-            <w:insideV w:val="single" w:color="auto" w:sz="4" w:space="0"/>
-          </w:tblBorders>
-          <w:tblCellMar>
-            <w:top w:w="0" w:type="dxa"/>
-            <w:left w:w="108" w:type="dxa"/>
-            <w:bottom w:w="0" w:type="dxa"/>
-            <w:right w:w="108" w:type="dxa"/>
-          </w:tblCellMar>
-        </w:tblPrEx>
         <w:trPr>
           <w:trHeight w:val="454" w:hRule="atLeast"/>
           <w:jc w:val="center"/>
@@ -383,7 +335,7 @@
         </w:tc>
         <w:tc>
           <w:tcPr>
-            <w:tcW w:w="1212" w:type="pct"/>
+            <w:tcW w:w="1211" w:type="pct"/>
             <w:vAlign w:val="center"/>
           </w:tcPr>
           <w:p>
@@ -407,7 +359,7 @@
         </w:tc>
         <w:tc>
           <w:tcPr>
-            <w:tcW w:w="1287" w:type="pct"/>
+            <w:tcW w:w="1286" w:type="pct"/>
             <w:vAlign w:val="center"/>
           </w:tcPr>
           <w:p>
@@ -433,29 +385,13 @@
         </w:tc>
       </w:tr>
       <w:tr>
-        <w:tblPrEx>
-          <w:tblBorders>
-            <w:top w:val="single" w:color="auto" w:sz="4" w:space="0"/>
-            <w:left w:val="single" w:color="auto" w:sz="4" w:space="0"/>
-            <w:bottom w:val="single" w:color="auto" w:sz="4" w:space="0"/>
-            <w:right w:val="single" w:color="auto" w:sz="4" w:space="0"/>
-            <w:insideH w:val="single" w:color="auto" w:sz="4" w:space="0"/>
-            <w:insideV w:val="single" w:color="auto" w:sz="4" w:space="0"/>
-          </w:tblBorders>
-          <w:tblCellMar>
-            <w:top w:w="0" w:type="dxa"/>
-            <w:left w:w="108" w:type="dxa"/>
-            <w:bottom w:w="0" w:type="dxa"/>
-            <w:right w:w="108" w:type="dxa"/>
-          </w:tblCellMar>
-        </w:tblPrEx>
         <w:trPr>
           <w:trHeight w:val="454" w:hRule="atLeast"/>
           <w:jc w:val="center"/>
         </w:trPr>
         <w:tc>
           <w:tcPr>
-            <w:tcW w:w="0" w:type="auto"/>
+            <w:tcW w:w="5000" w:type="pct"/>
             <w:gridSpan w:val="4"/>
             <w:vAlign w:val="center"/>
           </w:tcPr>
@@ -480,22 +416,6 @@
         </w:tc>
       </w:tr>
       <w:tr>
-        <w:tblPrEx>
-          <w:tblBorders>
-            <w:top w:val="single" w:color="auto" w:sz="4" w:space="0"/>
-            <w:left w:val="single" w:color="auto" w:sz="4" w:space="0"/>
-            <w:bottom w:val="single" w:color="auto" w:sz="4" w:space="0"/>
-            <w:right w:val="single" w:color="auto" w:sz="4" w:space="0"/>
-            <w:insideH w:val="single" w:color="auto" w:sz="4" w:space="0"/>
-            <w:insideV w:val="single" w:color="auto" w:sz="4" w:space="0"/>
-          </w:tblBorders>
-          <w:tblCellMar>
-            <w:top w:w="0" w:type="dxa"/>
-            <w:left w:w="108" w:type="dxa"/>
-            <w:bottom w:w="0" w:type="dxa"/>
-            <w:right w:w="108" w:type="dxa"/>
-          </w:tblCellMar>
-        </w:tblPrEx>
         <w:trPr>
           <w:trHeight w:val="12037" w:hRule="atLeast"/>
           <w:jc w:val="center"/>
@@ -556,22 +476,6 @@
               <w:gridCol w:w="1489"/>
             </w:tblGrid>
             <w:tr>
-              <w:tblPrEx>
-                <w:tblBorders>
-                  <w:top w:val="single" w:color="auto" w:sz="4" w:space="0"/>
-                  <w:left w:val="single" w:color="auto" w:sz="4" w:space="0"/>
-                  <w:bottom w:val="single" w:color="auto" w:sz="4" w:space="0"/>
-                  <w:right w:val="single" w:color="auto" w:sz="4" w:space="0"/>
-                  <w:insideH w:val="single" w:color="auto" w:sz="4" w:space="0"/>
-                  <w:insideV w:val="single" w:color="auto" w:sz="4" w:space="0"/>
-                </w:tblBorders>
-                <w:tblCellMar>
-                  <w:top w:w="0" w:type="dxa"/>
-                  <w:left w:w="108" w:type="dxa"/>
-                  <w:bottom w:w="0" w:type="dxa"/>
-                  <w:right w:w="108" w:type="dxa"/>
-                </w:tblCellMar>
-              </w:tblPrEx>
               <w:trPr>
                 <w:trHeight w:val="284" w:hRule="atLeast"/>
                 <w:jc w:val="center"/>
@@ -650,22 +554,6 @@
               </w:tc>
             </w:tr>
             <w:tr>
-              <w:tblPrEx>
-                <w:tblBorders>
-                  <w:top w:val="single" w:color="auto" w:sz="4" w:space="0"/>
-                  <w:left w:val="single" w:color="auto" w:sz="4" w:space="0"/>
-                  <w:bottom w:val="single" w:color="auto" w:sz="4" w:space="0"/>
-                  <w:right w:val="single" w:color="auto" w:sz="4" w:space="0"/>
-                  <w:insideH w:val="single" w:color="auto" w:sz="4" w:space="0"/>
-                  <w:insideV w:val="single" w:color="auto" w:sz="4" w:space="0"/>
-                </w:tblBorders>
-                <w:tblCellMar>
-                  <w:top w:w="0" w:type="dxa"/>
-                  <w:left w:w="108" w:type="dxa"/>
-                  <w:bottom w:w="0" w:type="dxa"/>
-                  <w:right w:w="108" w:type="dxa"/>
-                </w:tblCellMar>
-              </w:tblPrEx>
               <w:trPr>
                 <w:trHeight w:val="284" w:hRule="atLeast"/>
                 <w:jc w:val="center"/>
@@ -701,15 +589,15 @@
                 <w:p>
                   <w:pPr>
                     <w:rPr>
-                      <w:sz w:val="18"/>
-                      <w:szCs w:val="18"/>
+                      <w:sz w:val="21"/>
+                      <w:szCs w:val="21"/>
                     </w:rPr>
                   </w:pPr>
                   <w:r>
                     <w:rPr>
                       <w:rFonts w:hint="eastAsia"/>
-                      <w:sz w:val="18"/>
-                      <w:szCs w:val="18"/>
+                      <w:sz w:val="21"/>
+                      <w:szCs w:val="21"/>
                       <w:lang w:val="en-US" w:eastAsia="zh-CN"/>
                     </w:rPr>
                     <w:t>数据库的设计与构建</w:t>
@@ -726,16 +614,16 @@
                     <w:jc w:val="center"/>
                     <w:rPr>
                       <w:rFonts w:hint="eastAsia" w:eastAsia="宋体"/>
-                      <w:sz w:val="18"/>
-                      <w:szCs w:val="18"/>
+                      <w:sz w:val="21"/>
+                      <w:szCs w:val="21"/>
                       <w:lang w:val="en-US" w:eastAsia="zh-CN"/>
                     </w:rPr>
                   </w:pPr>
                   <w:r>
                     <w:rPr>
                       <w:rFonts w:hint="eastAsia"/>
-                      <w:sz w:val="18"/>
-                      <w:szCs w:val="18"/>
+                      <w:sz w:val="21"/>
+                      <w:szCs w:val="21"/>
                       <w:lang w:val="en-US" w:eastAsia="zh-CN"/>
                     </w:rPr>
                     <w:t>全组人员</w:t>
@@ -744,22 +632,6 @@
               </w:tc>
             </w:tr>
             <w:tr>
-              <w:tblPrEx>
-                <w:tblBorders>
-                  <w:top w:val="single" w:color="auto" w:sz="4" w:space="0"/>
-                  <w:left w:val="single" w:color="auto" w:sz="4" w:space="0"/>
-                  <w:bottom w:val="single" w:color="auto" w:sz="4" w:space="0"/>
-                  <w:right w:val="single" w:color="auto" w:sz="4" w:space="0"/>
-                  <w:insideH w:val="single" w:color="auto" w:sz="4" w:space="0"/>
-                  <w:insideV w:val="single" w:color="auto" w:sz="4" w:space="0"/>
-                </w:tblBorders>
-                <w:tblCellMar>
-                  <w:top w:w="0" w:type="dxa"/>
-                  <w:left w:w="108" w:type="dxa"/>
-                  <w:bottom w:w="0" w:type="dxa"/>
-                  <w:right w:w="108" w:type="dxa"/>
-                </w:tblCellMar>
-              </w:tblPrEx>
               <w:trPr>
                 <w:trHeight w:val="284" w:hRule="atLeast"/>
                 <w:jc w:val="center"/>
@@ -790,7 +662,7 @@
               <w:tc>
                 <w:tcPr>
                   <w:tcW w:w="6935" w:type="dxa"/>
-                  <w:shd w:val="clear"/>
+                  <w:shd w:val="clear" w:color="auto" w:fill="auto"/>
                   <w:vAlign w:val="center"/>
                 </w:tcPr>
                 <w:p>
@@ -798,8 +670,8 @@
                     <w:rPr>
                       <w:rFonts w:hint="default" w:ascii="Times New Roman" w:hAnsi="Times New Roman" w:eastAsia="宋体" w:cs="Times New Roman"/>
                       <w:kern w:val="2"/>
-                      <w:sz w:val="18"/>
-                      <w:szCs w:val="18"/>
+                      <w:sz w:val="21"/>
+                      <w:szCs w:val="21"/>
                       <w:lang w:val="en-US" w:eastAsia="zh-CN" w:bidi="ar-SA"/>
                       <w14:ligatures w14:val="standardContextual"/>
                     </w:rPr>
@@ -807,16 +679,16 @@
                   <w:r>
                     <w:rPr>
                       <w:rFonts w:hint="eastAsia"/>
-                      <w:sz w:val="18"/>
-                      <w:szCs w:val="18"/>
+                      <w:sz w:val="21"/>
+                      <w:szCs w:val="21"/>
                     </w:rPr>
                     <w:t>后端</w:t>
                   </w:r>
                   <w:r>
                     <w:rPr>
                       <w:rFonts w:hint="eastAsia"/>
-                      <w:sz w:val="18"/>
-                      <w:szCs w:val="18"/>
+                      <w:sz w:val="21"/>
+                      <w:szCs w:val="21"/>
                       <w:lang w:val="en-US" w:eastAsia="zh-CN"/>
                     </w:rPr>
                     <w:t>注册</w:t>
@@ -824,8 +696,8 @@
                   <w:r>
                     <w:rPr>
                       <w:rFonts w:hint="eastAsia"/>
-                      <w:sz w:val="18"/>
-                      <w:szCs w:val="18"/>
+                      <w:sz w:val="21"/>
+                      <w:szCs w:val="21"/>
                     </w:rPr>
                     <w:t>功能的接口编写，接口实现和测试</w:t>
                   </w:r>
@@ -843,8 +715,8 @@
                     <w:rPr>
                       <w:rFonts w:hint="default" w:ascii="Times New Roman" w:hAnsi="Times New Roman" w:eastAsia="宋体" w:cs="Times New Roman"/>
                       <w:kern w:val="2"/>
-                      <w:sz w:val="18"/>
-                      <w:szCs w:val="18"/>
+                      <w:sz w:val="21"/>
+                      <w:szCs w:val="21"/>
                       <w:lang w:val="en-US" w:eastAsia="zh-CN" w:bidi="ar-SA"/>
                       <w14:ligatures w14:val="standardContextual"/>
                     </w:rPr>
@@ -852,16 +724,16 @@
                   <w:r>
                     <w:rPr>
                       <w:rFonts w:hint="eastAsia"/>
-                      <w:sz w:val="18"/>
-                      <w:szCs w:val="18"/>
+                      <w:sz w:val="21"/>
+                      <w:szCs w:val="21"/>
                     </w:rPr>
                     <w:t>张</w:t>
                   </w:r>
                   <w:r>
                     <w:rPr>
                       <w:rFonts w:hint="eastAsia"/>
-                      <w:sz w:val="18"/>
-                      <w:szCs w:val="18"/>
+                      <w:sz w:val="21"/>
+                      <w:szCs w:val="21"/>
                       <w:lang w:val="en-US" w:eastAsia="zh-CN"/>
                     </w:rPr>
                     <w:t>翔硕</w:t>
@@ -870,22 +742,6 @@
               </w:tc>
             </w:tr>
             <w:tr>
-              <w:tblPrEx>
-                <w:tblBorders>
-                  <w:top w:val="single" w:color="auto" w:sz="4" w:space="0"/>
-                  <w:left w:val="single" w:color="auto" w:sz="4" w:space="0"/>
-                  <w:bottom w:val="single" w:color="auto" w:sz="4" w:space="0"/>
-                  <w:right w:val="single" w:color="auto" w:sz="4" w:space="0"/>
-                  <w:insideH w:val="single" w:color="auto" w:sz="4" w:space="0"/>
-                  <w:insideV w:val="single" w:color="auto" w:sz="4" w:space="0"/>
-                </w:tblBorders>
-                <w:tblCellMar>
-                  <w:top w:w="0" w:type="dxa"/>
-                  <w:left w:w="108" w:type="dxa"/>
-                  <w:bottom w:w="0" w:type="dxa"/>
-                  <w:right w:w="108" w:type="dxa"/>
-                </w:tblCellMar>
-              </w:tblPrEx>
               <w:trPr>
                 <w:trHeight w:val="284" w:hRule="atLeast"/>
                 <w:jc w:val="center"/>
@@ -921,15 +777,15 @@
                 <w:p>
                   <w:pPr>
                     <w:rPr>
-                      <w:sz w:val="18"/>
-                      <w:szCs w:val="18"/>
+                      <w:sz w:val="21"/>
+                      <w:szCs w:val="21"/>
                     </w:rPr>
                   </w:pPr>
                   <w:r>
                     <w:rPr>
                       <w:rFonts w:hint="eastAsia"/>
-                      <w:sz w:val="18"/>
-                      <w:szCs w:val="18"/>
+                      <w:sz w:val="21"/>
+                      <w:szCs w:val="21"/>
                     </w:rPr>
                     <w:t>后端登录功能的接口编写，接口实现和测试</w:t>
                   </w:r>
@@ -938,7 +794,7 @@
               <w:tc>
                 <w:tcPr>
                   <w:tcW w:w="1412" w:type="dxa"/>
-                  <w:shd w:val="clear"/>
+                  <w:shd w:val="clear" w:color="auto" w:fill="auto"/>
                   <w:vAlign w:val="center"/>
                 </w:tcPr>
                 <w:p>
@@ -947,8 +803,8 @@
                     <w:rPr>
                       <w:rFonts w:hint="eastAsia" w:ascii="Times New Roman" w:hAnsi="Times New Roman" w:eastAsia="宋体" w:cs="Times New Roman"/>
                       <w:kern w:val="2"/>
-                      <w:sz w:val="18"/>
-                      <w:szCs w:val="18"/>
+                      <w:sz w:val="21"/>
+                      <w:szCs w:val="21"/>
                       <w:lang w:val="en-US" w:eastAsia="zh-CN" w:bidi="ar-SA"/>
                       <w14:ligatures w14:val="standardContextual"/>
                     </w:rPr>
@@ -956,16 +812,16 @@
                   <w:r>
                     <w:rPr>
                       <w:rFonts w:hint="eastAsia"/>
-                      <w:sz w:val="18"/>
-                      <w:szCs w:val="18"/>
+                      <w:sz w:val="21"/>
+                      <w:szCs w:val="21"/>
                     </w:rPr>
                     <w:t>张</w:t>
                   </w:r>
                   <w:r>
                     <w:rPr>
                       <w:rFonts w:hint="eastAsia"/>
-                      <w:sz w:val="18"/>
-                      <w:szCs w:val="18"/>
+                      <w:sz w:val="21"/>
+                      <w:szCs w:val="21"/>
                       <w:lang w:val="en-US" w:eastAsia="zh-CN"/>
                     </w:rPr>
                     <w:t>翔硕</w:t>
@@ -974,22 +830,6 @@
               </w:tc>
             </w:tr>
             <w:tr>
-              <w:tblPrEx>
-                <w:tblBorders>
-                  <w:top w:val="single" w:color="auto" w:sz="4" w:space="0"/>
-                  <w:left w:val="single" w:color="auto" w:sz="4" w:space="0"/>
-                  <w:bottom w:val="single" w:color="auto" w:sz="4" w:space="0"/>
-                  <w:right w:val="single" w:color="auto" w:sz="4" w:space="0"/>
-                  <w:insideH w:val="single" w:color="auto" w:sz="4" w:space="0"/>
-                  <w:insideV w:val="single" w:color="auto" w:sz="4" w:space="0"/>
-                </w:tblBorders>
-                <w:tblCellMar>
-                  <w:top w:w="0" w:type="dxa"/>
-                  <w:left w:w="108" w:type="dxa"/>
-                  <w:bottom w:w="0" w:type="dxa"/>
-                  <w:right w:w="108" w:type="dxa"/>
-                </w:tblCellMar>
-              </w:tblPrEx>
               <w:trPr>
                 <w:trHeight w:val="284" w:hRule="atLeast"/>
                 <w:jc w:val="center"/>
@@ -1028,15 +868,15 @@
                 <w:p>
                   <w:pPr>
                     <w:rPr>
-                      <w:sz w:val="18"/>
-                      <w:szCs w:val="18"/>
+                      <w:sz w:val="21"/>
+                      <w:szCs w:val="21"/>
                     </w:rPr>
                   </w:pPr>
                   <w:r>
                     <w:rPr>
                       <w:rFonts w:hint="eastAsia"/>
-                      <w:sz w:val="18"/>
-                      <w:szCs w:val="18"/>
+                      <w:sz w:val="21"/>
+                      <w:szCs w:val="21"/>
                     </w:rPr>
                     <w:t>完成用户操作审计日志埋点，对注册、登录、角色分配行为统一记录操作日志</w:t>
                   </w:r>
@@ -1052,16 +892,16 @@
                     <w:jc w:val="center"/>
                     <w:rPr>
                       <w:rFonts w:hint="default" w:eastAsia="宋体"/>
-                      <w:sz w:val="18"/>
-                      <w:szCs w:val="18"/>
+                      <w:sz w:val="21"/>
+                      <w:szCs w:val="21"/>
                       <w:lang w:val="en-US" w:eastAsia="zh-CN"/>
                     </w:rPr>
                   </w:pPr>
                   <w:r>
                     <w:rPr>
                       <w:rFonts w:hint="eastAsia"/>
-                      <w:sz w:val="18"/>
-                      <w:szCs w:val="18"/>
+                      <w:sz w:val="21"/>
+                      <w:szCs w:val="21"/>
                       <w:lang w:val="en-US" w:eastAsia="zh-CN"/>
                     </w:rPr>
                     <w:t>张宏磊</w:t>
@@ -1070,22 +910,6 @@
               </w:tc>
             </w:tr>
             <w:tr>
-              <w:tblPrEx>
-                <w:tblBorders>
-                  <w:top w:val="single" w:color="auto" w:sz="4" w:space="0"/>
-                  <w:left w:val="single" w:color="auto" w:sz="4" w:space="0"/>
-                  <w:bottom w:val="single" w:color="auto" w:sz="4" w:space="0"/>
-                  <w:right w:val="single" w:color="auto" w:sz="4" w:space="0"/>
-                  <w:insideH w:val="single" w:color="auto" w:sz="4" w:space="0"/>
-                  <w:insideV w:val="single" w:color="auto" w:sz="4" w:space="0"/>
-                </w:tblBorders>
-                <w:tblCellMar>
-                  <w:top w:w="0" w:type="dxa"/>
-                  <w:left w:w="108" w:type="dxa"/>
-                  <w:bottom w:w="0" w:type="dxa"/>
-                  <w:right w:w="108" w:type="dxa"/>
-                </w:tblCellMar>
-              </w:tblPrEx>
               <w:trPr>
                 <w:trHeight w:val="284" w:hRule="atLeast"/>
                 <w:jc w:val="center"/>
@@ -1119,7 +943,7 @@
               <w:tc>
                 <w:tcPr>
                   <w:tcW w:w="6935" w:type="dxa"/>
-                  <w:shd w:val="clear"/>
+                  <w:shd w:val="clear" w:color="auto" w:fill="auto"/>
                   <w:vAlign w:val="center"/>
                 </w:tcPr>
                 <w:p>
@@ -1127,8 +951,8 @@
                     <w:rPr>
                       <w:rFonts w:ascii="Times New Roman" w:hAnsi="Times New Roman" w:eastAsia="宋体" w:cs="Times New Roman"/>
                       <w:kern w:val="2"/>
-                      <w:sz w:val="18"/>
-                      <w:szCs w:val="18"/>
+                      <w:sz w:val="21"/>
+                      <w:szCs w:val="21"/>
                       <w:lang w:val="en-US" w:eastAsia="zh-CN" w:bidi="ar-SA"/>
                       <w14:ligatures w14:val="standardContextual"/>
                     </w:rPr>
@@ -1136,16 +960,16 @@
                   <w:r>
                     <w:rPr>
                       <w:rFonts w:hint="eastAsia"/>
-                      <w:sz w:val="18"/>
-                      <w:szCs w:val="18"/>
+                      <w:sz w:val="21"/>
+                      <w:szCs w:val="21"/>
                     </w:rPr>
                     <w:t>后端用户列表查询</w:t>
                   </w:r>
                   <w:r>
                     <w:rPr>
                       <w:rFonts w:hint="eastAsia"/>
-                      <w:sz w:val="18"/>
-                      <w:szCs w:val="18"/>
+                      <w:sz w:val="21"/>
+                      <w:szCs w:val="21"/>
                       <w:lang w:val="en-US" w:eastAsia="zh-CN"/>
                     </w:rPr>
                     <w:t>功能</w:t>
@@ -1153,8 +977,8 @@
                   <w:r>
                     <w:rPr>
                       <w:rFonts w:hint="eastAsia"/>
-                      <w:sz w:val="18"/>
-                      <w:szCs w:val="18"/>
+                      <w:sz w:val="21"/>
+                      <w:szCs w:val="21"/>
                     </w:rPr>
                     <w:t>的接口编写，接口实现和测试</w:t>
                   </w:r>
@@ -1170,16 +994,16 @@
                     <w:jc w:val="center"/>
                     <w:rPr>
                       <w:rFonts w:hint="eastAsia" w:eastAsia="宋体"/>
-                      <w:sz w:val="18"/>
-                      <w:szCs w:val="18"/>
+                      <w:sz w:val="21"/>
+                      <w:szCs w:val="21"/>
                       <w:lang w:val="en-US" w:eastAsia="zh-CN"/>
                     </w:rPr>
                   </w:pPr>
                   <w:r>
                     <w:rPr>
                       <w:rFonts w:hint="eastAsia"/>
-                      <w:sz w:val="18"/>
-                      <w:szCs w:val="18"/>
+                      <w:sz w:val="21"/>
+                      <w:szCs w:val="21"/>
                       <w:lang w:val="en-US" w:eastAsia="zh-CN"/>
                     </w:rPr>
                     <w:t>邱季翔</w:t>
@@ -1188,22 +1012,6 @@
               </w:tc>
             </w:tr>
             <w:tr>
-              <w:tblPrEx>
-                <w:tblBorders>
-                  <w:top w:val="single" w:color="auto" w:sz="4" w:space="0"/>
-                  <w:left w:val="single" w:color="auto" w:sz="4" w:space="0"/>
-                  <w:bottom w:val="single" w:color="auto" w:sz="4" w:space="0"/>
-                  <w:right w:val="single" w:color="auto" w:sz="4" w:space="0"/>
-                  <w:insideH w:val="single" w:color="auto" w:sz="4" w:space="0"/>
-                  <w:insideV w:val="single" w:color="auto" w:sz="4" w:space="0"/>
-                </w:tblBorders>
-                <w:tblCellMar>
-                  <w:top w:w="0" w:type="dxa"/>
-                  <w:left w:w="108" w:type="dxa"/>
-                  <w:bottom w:w="0" w:type="dxa"/>
-                  <w:right w:w="108" w:type="dxa"/>
-                </w:tblCellMar>
-              </w:tblPrEx>
               <w:trPr>
                 <w:trHeight w:val="284" w:hRule="atLeast"/>
                 <w:jc w:val="center"/>
@@ -1245,8 +1053,8 @@
                     <w:rPr>
                       <w:rFonts w:hint="eastAsia" w:ascii="Times New Roman" w:hAnsi="Times New Roman" w:eastAsia="宋体" w:cs="Times New Roman"/>
                       <w:kern w:val="2"/>
-                      <w:sz w:val="18"/>
-                      <w:szCs w:val="18"/>
+                      <w:sz w:val="21"/>
+                      <w:szCs w:val="21"/>
                       <w:lang w:val="en-US" w:eastAsia="zh-CN" w:bidi="ar-SA"/>
                       <w14:ligatures w14:val="standardContextual"/>
                     </w:rPr>
@@ -1254,8 +1062,8 @@
                   <w:r>
                     <w:rPr>
                       <w:rFonts w:ascii="宋体" w:hAnsi="宋体" w:eastAsia="宋体" w:cs="宋体"/>
-                      <w:sz w:val="18"/>
-                      <w:szCs w:val="18"/>
+                      <w:sz w:val="21"/>
+                      <w:szCs w:val="21"/>
                     </w:rPr>
                     <w:t>完成数据分析模块 AnalyticsService 后端代码开发，实现门诊量趋势、医生工作量、财务收支三大统计查询功能</w:t>
                   </w:r>
@@ -1271,16 +1079,16 @@
                     <w:jc w:val="center"/>
                     <w:rPr>
                       <w:rFonts w:hint="eastAsia" w:eastAsia="宋体"/>
-                      <w:sz w:val="18"/>
-                      <w:szCs w:val="18"/>
+                      <w:sz w:val="21"/>
+                      <w:szCs w:val="21"/>
                       <w:lang w:val="en-US" w:eastAsia="zh-CN"/>
                     </w:rPr>
                   </w:pPr>
                   <w:r>
                     <w:rPr>
                       <w:rFonts w:hint="eastAsia"/>
-                      <w:sz w:val="18"/>
-                      <w:szCs w:val="18"/>
+                      <w:sz w:val="21"/>
+                      <w:szCs w:val="21"/>
                       <w:lang w:val="en-US" w:eastAsia="zh-CN"/>
                     </w:rPr>
                     <w:t>黄宇泽</w:t>
@@ -1289,22 +1097,6 @@
               </w:tc>
             </w:tr>
             <w:tr>
-              <w:tblPrEx>
-                <w:tblBorders>
-                  <w:top w:val="single" w:color="auto" w:sz="4" w:space="0"/>
-                  <w:left w:val="single" w:color="auto" w:sz="4" w:space="0"/>
-                  <w:bottom w:val="single" w:color="auto" w:sz="4" w:space="0"/>
-                  <w:right w:val="single" w:color="auto" w:sz="4" w:space="0"/>
-                  <w:insideH w:val="single" w:color="auto" w:sz="4" w:space="0"/>
-                  <w:insideV w:val="single" w:color="auto" w:sz="4" w:space="0"/>
-                </w:tblBorders>
-                <w:tblCellMar>
-                  <w:top w:w="0" w:type="dxa"/>
-                  <w:left w:w="108" w:type="dxa"/>
-                  <w:bottom w:w="0" w:type="dxa"/>
-                  <w:right w:w="108" w:type="dxa"/>
-                </w:tblCellMar>
-              </w:tblPrEx>
               <w:trPr>
                 <w:trHeight w:val="284" w:hRule="atLeast"/>
                 <w:jc w:val="center"/>
@@ -1343,15 +1135,15 @@
                 <w:p>
                   <w:pPr>
                     <w:rPr>
-                      <w:sz w:val="18"/>
-                      <w:szCs w:val="18"/>
+                      <w:sz w:val="21"/>
+                      <w:szCs w:val="21"/>
                     </w:rPr>
                   </w:pPr>
                   <w:r>
                     <w:rPr>
                       <w:rFonts w:hint="eastAsia"/>
-                      <w:sz w:val="18"/>
-                      <w:szCs w:val="18"/>
+                      <w:sz w:val="21"/>
+                      <w:szCs w:val="21"/>
                     </w:rPr>
                     <w:t>通过 Postman 测试全部统计接口，校验每日挂号分组、医生工作量计数、财务收支金额累加计算准确性</w:t>
                   </w:r>
@@ -1367,16 +1159,16 @@
                     <w:jc w:val="center"/>
                     <w:rPr>
                       <w:rFonts w:hint="eastAsia" w:eastAsia="宋体"/>
-                      <w:sz w:val="18"/>
-                      <w:szCs w:val="18"/>
+                      <w:sz w:val="21"/>
+                      <w:szCs w:val="21"/>
                       <w:lang w:val="en-US" w:eastAsia="zh-CN"/>
                     </w:rPr>
                   </w:pPr>
                   <w:r>
                     <w:rPr>
                       <w:rFonts w:hint="eastAsia"/>
-                      <w:sz w:val="18"/>
-                      <w:szCs w:val="18"/>
+                      <w:sz w:val="21"/>
+                      <w:szCs w:val="21"/>
                       <w:lang w:val="en-US" w:eastAsia="zh-CN"/>
                     </w:rPr>
                     <w:t>孙嘉跃</w:t>
@@ -1414,6 +1206,10 @@
             <w:pPr>
               <w:spacing w:line="300" w:lineRule="auto"/>
               <w:jc w:val="left"/>
+              <w:rPr>
+                <w:rFonts w:hint="eastAsia"/>
+                <w:lang w:val="en-US" w:eastAsia="zh-CN"/>
+              </w:rPr>
             </w:pPr>
             <w:r>
               <w:drawing>
@@ -1466,44 +1262,38 @@
                 </wp:anchor>
               </w:drawing>
             </w:r>
-          </w:p>
-          <w:p>
-            <w:pPr>
-              <w:rPr>
-                <w:rFonts w:hint="eastAsia"/>
-                <w:sz w:val="21"/>
-                <w:szCs w:val="21"/>
-                <w:lang w:val="en-US" w:eastAsia="zh-CN"/>
-              </w:rPr>
-            </w:pPr>
-            <w:r>
-              <w:rPr>
-                <w:rFonts w:hint="eastAsia"/>
-                <w:sz w:val="21"/>
-                <w:szCs w:val="21"/>
-                <w:lang w:val="en-US" w:eastAsia="zh-CN"/>
-              </w:rPr>
-              <w:t>图1-数据库</w:t>
-            </w:r>
-          </w:p>
-          <w:p>
-            <w:pPr>
-              <w:pStyle w:val="2"/>
-              <w:jc w:val="center"/>
-              <w:rPr>
-                <w:rFonts w:hint="eastAsia"/>
-                <w:b w:val="0"/>
-                <w:bCs w:val="0"/>
-                <w:sz w:val="18"/>
-                <w:szCs w:val="18"/>
-                <w:lang w:val="en-US" w:eastAsia="zh-CN"/>
-              </w:rPr>
-            </w:pPr>
+            <w:r>
+              <w:rPr>
+                <w:rFonts w:hint="eastAsia"/>
+                <w:lang w:val="en-US" w:eastAsia="zh-CN"/>
+              </w:rPr>
+              <w:t xml:space="preserve">                    </w:t>
+            </w:r>
+          </w:p>
+          <w:p>
+            <w:pPr>
+              <w:spacing w:line="300" w:lineRule="auto"/>
+              <w:ind w:firstLine="1260" w:firstLineChars="600"/>
+              <w:jc w:val="left"/>
+              <w:rPr>
+                <w:sz w:val="21"/>
+                <w:szCs w:val="21"/>
+              </w:rPr>
+            </w:pPr>
+            <w:r>
+              <w:rPr>
+                <w:rFonts w:hint="eastAsia"/>
+                <w:sz w:val="21"/>
+                <w:szCs w:val="21"/>
+                <w:lang w:val="en-US" w:eastAsia="zh-CN"/>
+              </w:rPr>
+              <w:t xml:space="preserve"> 图1-数据库</w:t>
+            </w:r>
             <w:r>
               <w:drawing>
                 <wp:inline distT="0" distB="0" distL="114300" distR="114300">
                   <wp:extent cx="5780405" cy="3489325"/>
-                  <wp:effectExtent l="0" t="0" r="10795" b="3175"/>
+                  <wp:effectExtent l="0" t="0" r="10795" b="15875"/>
                   <wp:docPr id="2" name="图片 2"/>
                   <wp:cNvGraphicFramePr>
                     <a:graphicFrameLocks xmlns:a="http://schemas.openxmlformats.org/drawingml/2006/main" noChangeAspect="1"/>
@@ -1542,33 +1332,47 @@
                 </wp:inline>
               </w:drawing>
             </w:r>
-            <w:r>
-              <w:rPr>
-                <w:rFonts w:hint="eastAsia"/>
-                <w:b w:val="0"/>
-                <w:bCs w:val="0"/>
-                <w:sz w:val="18"/>
-                <w:szCs w:val="18"/>
-                <w:lang w:val="en-US" w:eastAsia="zh-CN"/>
-              </w:rPr>
-              <w:t>图2-注册核心代码</w:t>
-            </w:r>
-          </w:p>
-          <w:p>
-            <w:pPr>
-              <w:bidi w:val="0"/>
-              <w:jc w:val="center"/>
+          </w:p>
+          <w:p>
+            <w:pPr>
+              <w:spacing w:line="300" w:lineRule="auto"/>
+              <w:ind w:firstLine="3570" w:firstLineChars="1700"/>
+              <w:jc w:val="left"/>
+              <w:rPr>
+                <w:rFonts w:hint="eastAsia"/>
+                <w:sz w:val="21"/>
+                <w:szCs w:val="21"/>
+                <w:lang w:val="en-US" w:eastAsia="zh-CN"/>
+              </w:rPr>
+            </w:pPr>
+            <w:r>
+              <w:rPr>
+                <w:rFonts w:hint="eastAsia"/>
+                <w:sz w:val="21"/>
+                <w:szCs w:val="21"/>
+                <w:lang w:val="en-US" w:eastAsia="zh-CN"/>
+              </w:rPr>
+              <w:t>图2注册核心代码</w:t>
+            </w:r>
+          </w:p>
+          <w:p>
+            <w:pPr>
+              <w:spacing w:line="300" w:lineRule="auto"/>
+              <w:ind w:firstLine="3360" w:firstLineChars="1600"/>
+              <w:jc w:val="left"/>
               <w:rPr>
                 <w:rFonts w:hint="default"/>
-                <w:sz w:val="18"/>
-                <w:szCs w:val="18"/>
-                <w:lang w:val="en-US" w:eastAsia="zh-CN"/>
-              </w:rPr>
-            </w:pPr>
-            <w:r>
-              <w:rPr>
-                <w:sz w:val="18"/>
-                <w:szCs w:val="18"/>
+                <w:sz w:val="21"/>
+                <w:szCs w:val="21"/>
+                <w:lang w:val="en-US" w:eastAsia="zh-CN"/>
+              </w:rPr>
+            </w:pPr>
+            <w:r>
+              <w:rPr>
+                <w:rFonts w:hint="eastAsia"/>
+                <w:sz w:val="21"/>
+                <w:szCs w:val="21"/>
+                <w:lang w:val="en-US" w:eastAsia="zh-CN"/>
               </w:rPr>
               <w:drawing>
                 <wp:anchor distT="0" distB="0" distL="114300" distR="114300" simplePos="0" relativeHeight="251660288" behindDoc="0" locked="0" layoutInCell="1" allowOverlap="1">
@@ -1623,8 +1427,8 @@
             <w:r>
               <w:rPr>
                 <w:rFonts w:hint="eastAsia"/>
-                <w:sz w:val="18"/>
-                <w:szCs w:val="18"/>
+                <w:sz w:val="21"/>
+                <w:szCs w:val="21"/>
                 <w:lang w:val="en-US" w:eastAsia="zh-CN"/>
               </w:rPr>
               <w:t>图3-登录核心代码</w:t>
@@ -1698,23 +1502,33 @@
           <w:p>
             <w:pPr>
               <w:spacing w:line="300" w:lineRule="auto"/>
-              <w:jc w:val="center"/>
-              <w:rPr>
-                <w:rFonts w:hint="eastAsia"/>
-                <w:sz w:val="18"/>
-                <w:szCs w:val="18"/>
-                <w:lang w:val="en-US" w:eastAsia="zh-CN"/>
-              </w:rPr>
-            </w:pPr>
-            <w:r>
-              <w:rPr>
-                <w:rFonts w:hint="eastAsia"/>
-                <w:sz w:val="18"/>
-                <w:szCs w:val="18"/>
+              <w:ind w:firstLine="3360" w:firstLineChars="1600"/>
+              <w:jc w:val="left"/>
+              <w:rPr>
+                <w:rFonts w:hint="eastAsia"/>
+                <w:sz w:val="21"/>
+                <w:szCs w:val="21"/>
+                <w:lang w:val="en-US" w:eastAsia="zh-CN"/>
+              </w:rPr>
+            </w:pPr>
+            <w:r>
+              <w:rPr>
+                <w:rFonts w:hint="eastAsia"/>
+                <w:sz w:val="21"/>
+                <w:szCs w:val="21"/>
                 <w:lang w:val="en-US" w:eastAsia="zh-CN"/>
               </w:rPr>
               <w:t>图4-角色分配核心代码</w:t>
             </w:r>
+          </w:p>
+          <w:p>
+            <w:pPr>
+              <w:bidi w:val="0"/>
+              <w:rPr>
+                <w:rFonts w:hint="eastAsia"/>
+                <w:lang w:val="en-US" w:eastAsia="zh-CN"/>
+              </w:rPr>
+            </w:pPr>
           </w:p>
           <w:p>
             <w:pPr>
@@ -1771,19 +1585,20 @@
           <w:p>
             <w:pPr>
               <w:spacing w:line="300" w:lineRule="auto"/>
-              <w:jc w:val="center"/>
-              <w:rPr>
-                <w:rFonts w:hint="eastAsia"/>
-                <w:sz w:val="18"/>
-                <w:szCs w:val="18"/>
-                <w:lang w:val="en-US" w:eastAsia="zh-CN"/>
-              </w:rPr>
-            </w:pPr>
-            <w:r>
-              <w:rPr>
-                <w:rFonts w:hint="eastAsia"/>
-                <w:sz w:val="18"/>
-                <w:szCs w:val="18"/>
+              <w:ind w:firstLine="3360" w:firstLineChars="1600"/>
+              <w:jc w:val="left"/>
+              <w:rPr>
+                <w:rFonts w:hint="eastAsia"/>
+                <w:sz w:val="21"/>
+                <w:szCs w:val="21"/>
+                <w:lang w:val="en-US" w:eastAsia="zh-CN"/>
+              </w:rPr>
+            </w:pPr>
+            <w:r>
+              <w:rPr>
+                <w:rFonts w:hint="eastAsia"/>
+                <w:sz w:val="21"/>
+                <w:szCs w:val="21"/>
                 <w:lang w:val="en-US" w:eastAsia="zh-CN"/>
               </w:rPr>
               <w:t>图5-用户列表查询核心代码</w:t>
@@ -1845,27 +1660,38 @@
           </w:p>
           <w:p>
             <w:pPr>
+              <w:spacing w:line="300" w:lineRule="auto"/>
+              <w:ind w:firstLine="3570" w:firstLineChars="1700"/>
+              <w:jc w:val="left"/>
+              <w:rPr>
+                <w:rFonts w:hint="eastAsia"/>
+                <w:sz w:val="21"/>
+                <w:szCs w:val="21"/>
+                <w:lang w:val="en-US" w:eastAsia="zh-CN"/>
+              </w:rPr>
+            </w:pPr>
+            <w:r>
+              <w:rPr>
+                <w:rFonts w:hint="eastAsia"/>
+                <w:sz w:val="21"/>
+                <w:szCs w:val="21"/>
+                <w:lang w:val="en-US" w:eastAsia="zh-CN"/>
+              </w:rPr>
+              <w:t>图6-统计核心代码</w:t>
+            </w:r>
+          </w:p>
+          <w:p>
+            <w:pPr>
               <w:bidi w:val="0"/>
               <w:rPr>
                 <w:rFonts w:hint="eastAsia"/>
-                <w:sz w:val="18"/>
-                <w:szCs w:val="18"/>
-                <w:lang w:val="en-US" w:eastAsia="zh-CN"/>
-              </w:rPr>
-            </w:pPr>
-            <w:r>
-              <w:rPr>
-                <w:rFonts w:hint="eastAsia"/>
-                <w:sz w:val="18"/>
-                <w:szCs w:val="18"/>
-                <w:lang w:val="en-US" w:eastAsia="zh-CN"/>
-              </w:rPr>
-              <w:t>图6-统计核心代码</w:t>
-            </w:r>
-          </w:p>
-          <w:p>
-            <w:pPr>
-              <w:pStyle w:val="2"/>
+                <w:lang w:val="en-US" w:eastAsia="zh-CN"/>
+              </w:rPr>
+            </w:pPr>
+          </w:p>
+          <w:p>
+            <w:pPr>
+              <w:bidi w:val="0"/>
               <w:rPr>
                 <w:rFonts w:hint="default"/>
                 <w:lang w:val="en-US" w:eastAsia="zh-CN"/>
@@ -1898,9 +1724,110 @@
           </w:p>
           <w:p>
             <w:pPr>
+              <w:pStyle w:val="9"/>
+              <w:numPr>
+                <w:numId w:val="0"/>
+              </w:numPr>
+              <w:spacing w:line="300" w:lineRule="auto"/>
+              <w:ind w:leftChars="0"/>
+              <w:jc w:val="left"/>
+              <w:rPr>
+                <w:sz w:val="21"/>
+                <w:szCs w:val="21"/>
+              </w:rPr>
+            </w:pPr>
+            <w:bookmarkStart w:id="0" w:name="_GoBack"/>
+            <w:bookmarkEnd w:id="0"/>
+          </w:p>
+          <w:p>
+            <w:pPr>
               <w:spacing w:line="300" w:lineRule="auto"/>
               <w:jc w:val="left"/>
               <w:rPr>
+                <w:rFonts w:hint="eastAsia"/>
+                <w:sz w:val="21"/>
+                <w:szCs w:val="21"/>
+                <w:lang w:val="en-US" w:eastAsia="zh-CN"/>
+              </w:rPr>
+            </w:pPr>
+            <w:r>
+              <w:rPr>
+                <w:rFonts w:hint="eastAsia"/>
+                <w:sz w:val="21"/>
+                <w:szCs w:val="21"/>
+                <w:lang w:val="en-US" w:eastAsia="zh-CN"/>
+              </w:rPr>
+              <w:t>注册接口仅完成账号新增逻辑，未同步分配角色，新注册用户无权限，必须手动操作数据库绑定角色才能正常使用系统功能。</w:t>
+            </w:r>
+          </w:p>
+          <w:p>
+            <w:pPr>
+              <w:spacing w:line="300" w:lineRule="auto"/>
+              <w:jc w:val="left"/>
+              <w:rPr>
+                <w:rFonts w:hint="eastAsia"/>
+                <w:sz w:val="21"/>
+                <w:szCs w:val="21"/>
+                <w:lang w:val="en-US" w:eastAsia="zh-CN"/>
+              </w:rPr>
+            </w:pPr>
+            <w:r>
+              <w:rPr>
+                <w:rFonts w:hint="eastAsia"/>
+                <w:sz w:val="21"/>
+                <w:szCs w:val="21"/>
+                <w:lang w:val="en-US" w:eastAsia="zh-CN"/>
+              </w:rPr>
+              <w:t>数据分析模块全量查询所有挂号、病历、财务数据，未实现时间区间筛选，数据量大时查询速度较慢，存在性能隐患。</w:t>
+            </w:r>
+          </w:p>
+          <w:p>
+            <w:pPr>
+              <w:spacing w:line="300" w:lineRule="auto"/>
+              <w:jc w:val="left"/>
+              <w:rPr>
+                <w:rFonts w:hint="eastAsia"/>
+                <w:sz w:val="21"/>
+                <w:szCs w:val="21"/>
+                <w:lang w:val="en-US" w:eastAsia="zh-CN"/>
+              </w:rPr>
+            </w:pPr>
+            <w:r>
+              <w:rPr>
+                <w:rFonts w:hint="eastAsia"/>
+                <w:sz w:val="21"/>
+                <w:szCs w:val="21"/>
+                <w:lang w:val="en-US" w:eastAsia="zh-CN"/>
+              </w:rPr>
+              <w:t>仪表盘 dashboard 接口一次性加载全部统计数据，前端页面初次渲染请求耗时较长，未做数据缓存优化。</w:t>
+            </w:r>
+          </w:p>
+          <w:p>
+            <w:pPr>
+              <w:spacing w:line="300" w:lineRule="auto"/>
+              <w:jc w:val="left"/>
+              <w:rPr>
+                <w:rFonts w:hint="eastAsia"/>
+                <w:sz w:val="21"/>
+                <w:szCs w:val="21"/>
+                <w:lang w:val="en-US" w:eastAsia="zh-CN"/>
+              </w:rPr>
+            </w:pPr>
+            <w:r>
+              <w:rPr>
+                <w:rFonts w:hint="eastAsia"/>
+                <w:sz w:val="21"/>
+                <w:szCs w:val="21"/>
+                <w:lang w:val="en-US" w:eastAsia="zh-CN"/>
+              </w:rPr>
+              <w:t>用户角色分配接口仅支持后台手动重置角色，前端暂无可视化角色分配页面，操作依赖 Postman 调试。</w:t>
+            </w:r>
+          </w:p>
+          <w:p>
+            <w:pPr>
+              <w:spacing w:line="300" w:lineRule="auto"/>
+              <w:jc w:val="left"/>
+              <w:rPr>
                 <w:rFonts w:hint="default" w:eastAsia="宋体"/>
                 <w:sz w:val="21"/>
                 <w:szCs w:val="21"/>
@@ -1914,30 +1841,12 @@
                 <w:szCs w:val="21"/>
                 <w:lang w:val="en-US" w:eastAsia="zh-CN"/>
               </w:rPr>
-              <w:t>注册时不能选择角色，需要在数据库手动修改以使用后续功能。</w:t>
-            </w:r>
-            <w:bookmarkStart w:id="0" w:name="_GoBack"/>
-            <w:bookmarkEnd w:id="0"/>
+              <w:t>审计日志仅完成记录存储，未开发日志分页查询、关键词检索接口，无法快速追溯用户操作记录。</w:t>
+            </w:r>
           </w:p>
         </w:tc>
       </w:tr>
       <w:tr>
-        <w:tblPrEx>
-          <w:tblBorders>
-            <w:top w:val="single" w:color="auto" w:sz="4" w:space="0"/>
-            <w:left w:val="single" w:color="auto" w:sz="4" w:space="0"/>
-            <w:bottom w:val="single" w:color="auto" w:sz="4" w:space="0"/>
-            <w:right w:val="single" w:color="auto" w:sz="4" w:space="0"/>
-            <w:insideH w:val="single" w:color="auto" w:sz="4" w:space="0"/>
-            <w:insideV w:val="single" w:color="auto" w:sz="4" w:space="0"/>
-          </w:tblBorders>
-          <w:tblCellMar>
-            <w:top w:w="0" w:type="dxa"/>
-            <w:left w:w="108" w:type="dxa"/>
-            <w:bottom w:w="0" w:type="dxa"/>
-            <w:right w:w="108" w:type="dxa"/>
-          </w:tblCellMar>
-        </w:tblPrEx>
         <w:trPr>
           <w:trHeight w:val="775" w:hRule="atLeast"/>
           <w:jc w:val="center"/>
@@ -1968,7 +1877,7 @@
         </w:tc>
         <w:tc>
           <w:tcPr>
-            <w:tcW w:w="4166" w:type="pct"/>
+            <w:tcW w:w="4165" w:type="pct"/>
             <w:gridSpan w:val="3"/>
             <w:vAlign w:val="center"/>
           </w:tcPr>
